--- a/guides/Operation_Island_Spoke_GMC_Day_Orders.docx
+++ b/guides/Operation_Island_Spoke_GMC_Day_Orders.docx
@@ -292,7 +292,7 @@
           <w:sz w:val="22"/>
           <w:szCs w:val="22"/>
         </w:rPr>
-        <w:t xml:space="preserve">Jets: as reported by Maintenance on the Availability Board.</w:t>
+        <w:t xml:space="preserve">Jets: as reported by Maintenance on today's Worksheet.</w:t>
       </w:r>
     </w:p>
     <w:p>
@@ -707,7 +707,7 @@
           <w:sz w:val="22"/>
           <w:szCs w:val="22"/>
         </w:rPr>
-        <w:t xml:space="preserve">Jets: as reported by Maintenance on the Availability Board.</w:t>
+        <w:t xml:space="preserve">Jets: as reported by Maintenance on today's Worksheet.</w:t>
       </w:r>
     </w:p>
     <w:p>
@@ -1122,7 +1122,7 @@
           <w:sz w:val="22"/>
           <w:szCs w:val="22"/>
         </w:rPr>
-        <w:t xml:space="preserve">Jets: as reported by Maintenance on the Availability Board.</w:t>
+        <w:t xml:space="preserve">Jets: as reported by Maintenance on today's Worksheet.</w:t>
       </w:r>
     </w:p>
     <w:p>
@@ -1650,7 +1650,7 @@
           <w:sz w:val="22"/>
           <w:szCs w:val="22"/>
         </w:rPr>
-        <w:t xml:space="preserve">Jets: as reported by Maintenance on the Availability Board.</w:t>
+        <w:t xml:space="preserve">Jets: as reported by Maintenance on today's Worksheet.</w:t>
       </w:r>
     </w:p>
     <w:p>
